--- a/output/tables/LUAD/signature/SIG5/LUAD_sig_km_summary_SIG5.docx
+++ b/output/tables/LUAD/signature/SIG5/LUAD_sig_km_summary_SIG5.docx
@@ -710,7 +710,7 @@
                 <w:szCs w:val="18"/>
                 <w:color w:val="000000"/>
               </w:rPr>
-              <w:t xml:space="preserve">82</w:t>
+              <w:t xml:space="preserve">81</w:t>
             </w:r>
           </w:p>
         </w:tc>
@@ -765,7 +765,7 @@
                 <w:szCs w:val="18"/>
                 <w:color w:val="000000"/>
               </w:rPr>
-              <w:t xml:space="preserve">50.2 (41.7–59.1)</w:t>
+              <w:t xml:space="preserve">50.3 (45.3–88.1)</w:t>
             </w:r>
           </w:p>
         </w:tc>
@@ -820,7 +820,7 @@
                 <w:szCs w:val="18"/>
                 <w:color w:val="000000"/>
               </w:rPr>
-              <w:t xml:space="preserve">67.6% (60.4–75.7)</w:t>
+              <w:t xml:space="preserve">68.2% (61.0–76.3)</w:t>
             </w:r>
           </w:p>
         </w:tc>
@@ -875,7 +875,7 @@
                 <w:szCs w:val="18"/>
                 <w:color w:val="000000"/>
               </w:rPr>
-              <w:t xml:space="preserve">37.9% (28.9–49.7)</w:t>
+              <w:t xml:space="preserve">38.6% (29.6–50.4)</w:t>
             </w:r>
           </w:p>
         </w:tc>
@@ -930,7 +930,7 @@
                 <w:szCs w:val="18"/>
                 <w:color w:val="000000"/>
               </w:rPr>
-              <w:t xml:space="preserve">0.022</w:t>
+              <w:t xml:space="preserve">0.016</w:t>
             </w:r>
           </w:p>
         </w:tc>
@@ -1600,7 +1600,7 @@
                 <w:szCs w:val="18"/>
                 <w:color w:val="000000"/>
               </w:rPr>
-              <w:t xml:space="preserve">83</w:t>
+              <w:t xml:space="preserve">82</w:t>
             </w:r>
           </w:p>
         </w:tc>
@@ -1655,7 +1655,7 @@
                 <w:szCs w:val="18"/>
                 <w:color w:val="000000"/>
               </w:rPr>
-              <w:t xml:space="preserve">50.2 (41.7–59.1)</w:t>
+              <w:t xml:space="preserve">50.3 (41.7–88.1)</w:t>
             </w:r>
           </w:p>
         </w:tc>
@@ -1710,7 +1710,7 @@
                 <w:szCs w:val="18"/>
                 <w:color w:val="000000"/>
               </w:rPr>
-              <w:t xml:space="preserve">67.2% (60.0–75.3)</w:t>
+              <w:t xml:space="preserve">67.8% (60.6–75.9)</w:t>
             </w:r>
           </w:p>
         </w:tc>
@@ -1765,7 +1765,7 @@
                 <w:szCs w:val="18"/>
                 <w:color w:val="000000"/>
               </w:rPr>
-              <w:t xml:space="preserve">37.7% (28.7–49.4)</w:t>
+              <w:t xml:space="preserve">38.4% (29.4–50.1)</w:t>
             </w:r>
           </w:p>
         </w:tc>
@@ -1820,7 +1820,7 @@
                 <w:szCs w:val="18"/>
                 <w:color w:val="000000"/>
               </w:rPr>
-              <w:t xml:space="preserve">0.037</w:t>
+              <w:t xml:space="preserve">0.027</w:t>
             </w:r>
           </w:p>
         </w:tc>
@@ -2490,7 +2490,7 @@
                 <w:szCs w:val="18"/>
                 <w:color w:val="000000"/>
               </w:rPr>
-              <w:t xml:space="preserve">76</w:t>
+              <w:t xml:space="preserve">75</w:t>
             </w:r>
           </w:p>
         </w:tc>
@@ -2545,7 +2545,7 @@
                 <w:szCs w:val="18"/>
                 <w:color w:val="000000"/>
               </w:rPr>
-              <w:t xml:space="preserve">53.6 (49.0–88.1)</w:t>
+              <w:t xml:space="preserve">54.3 (49.0–104.1)</w:t>
             </w:r>
           </w:p>
         </w:tc>
@@ -2600,7 +2600,7 @@
                 <w:szCs w:val="18"/>
                 <w:color w:val="000000"/>
               </w:rPr>
-              <w:t xml:space="preserve">71.0% (64.0–78.7)</w:t>
+              <w:t xml:space="preserve">71.5% (64.6–79.2)</w:t>
             </w:r>
           </w:p>
         </w:tc>
@@ -2655,7 +2655,7 @@
                 <w:szCs w:val="18"/>
                 <w:color w:val="000000"/>
               </w:rPr>
-              <w:t xml:space="preserve">41.0% (31.5–53.5)</w:t>
+              <w:t xml:space="preserve">41.8% (32.2–54.2)</w:t>
             </w:r>
           </w:p>
         </w:tc>
@@ -2710,7 +2710,7 @@
                 <w:szCs w:val="18"/>
                 <w:color w:val="000000"/>
               </w:rPr>
-              <w:t xml:space="preserve">0.005</w:t>
+              <w:t xml:space="preserve">0.004</w:t>
             </w:r>
           </w:p>
         </w:tc>
@@ -3380,7 +3380,7 @@
                 <w:szCs w:val="18"/>
                 <w:color w:val="000000"/>
               </w:rPr>
-              <w:t xml:space="preserve">77</w:t>
+              <w:t xml:space="preserve">76</w:t>
             </w:r>
           </w:p>
         </w:tc>
@@ -3435,7 +3435,7 @@
                 <w:szCs w:val="18"/>
                 <w:color w:val="000000"/>
               </w:rPr>
-              <w:t xml:space="preserve">53.6 (47.8–88.1)</w:t>
+              <w:t xml:space="preserve">54.3 (49.0–104.1)</w:t>
             </w:r>
           </w:p>
         </w:tc>
@@ -3490,7 +3490,7 @@
                 <w:szCs w:val="18"/>
                 <w:color w:val="000000"/>
               </w:rPr>
-              <w:t xml:space="preserve">70.5% (63.5–78.3)</w:t>
+              <w:t xml:space="preserve">71.1% (64.1–78.8)</w:t>
             </w:r>
           </w:p>
         </w:tc>
@@ -3545,7 +3545,7 @@
                 <w:szCs w:val="18"/>
                 <w:color w:val="000000"/>
               </w:rPr>
-              <w:t xml:space="preserve">41.3% (31.8–53.5)</w:t>
+              <w:t xml:space="preserve">42.0% (32.5–54.3)</w:t>
             </w:r>
           </w:p>
         </w:tc>
@@ -3600,7 +3600,7 @@
                 <w:szCs w:val="18"/>
                 <w:color w:val="000000"/>
               </w:rPr>
-              <w:t xml:space="preserve">0.009</w:t>
+              <w:t xml:space="preserve">0.006</w:t>
             </w:r>
           </w:p>
         </w:tc>
